--- a/Report/Bullet Points.docx
+++ b/Report/Bullet Points.docx
@@ -893,19 +893,8 @@
           <w:sz w:val="28"/>
           <w:szCs w:val="28"/>
         </w:rPr>
-        <w:t xml:space="preserve">API </w:t>
-      </w:r>
-      <w:proofErr w:type="gramStart"/>
-      <w:r>
-        <w:rPr>
-          <w:i/>
-          <w:iCs/>
-          <w:sz w:val="28"/>
-          <w:szCs w:val="28"/>
-        </w:rPr>
-        <w:t>Design;</w:t>
-      </w:r>
-      <w:proofErr w:type="gramEnd"/>
+        <w:t>API Design;</w:t>
+      </w:r>
     </w:p>
     <w:p>
       <w:pPr>
@@ -1306,9 +1295,6 @@
           <w:numId w:val="9"/>
         </w:numPr>
       </w:pPr>
-      <w:r>
-        <w:t>Do this later</w:t>
-      </w:r>
     </w:p>
     <w:p>
       <w:pPr>
@@ -1378,6 +1364,58 @@
           <w:numId w:val="9"/>
         </w:numPr>
       </w:pPr>
+      <w:proofErr w:type="gramStart"/>
+      <w:r>
+        <w:t>All of</w:t>
+      </w:r>
+      <w:proofErr w:type="gramEnd"/>
+      <w:r>
+        <w:t xml:space="preserve"> </w:t>
+      </w:r>
+      <w:proofErr w:type="gramStart"/>
+      <w:r>
+        <w:t>The</w:t>
+      </w:r>
+      <w:proofErr w:type="gramEnd"/>
+      <w:r>
+        <w:t xml:space="preserve"> API</w:t>
+      </w:r>
+    </w:p>
+    <w:p>
+      <w:pPr>
+        <w:pStyle w:val="ListParagraph"/>
+        <w:numPr>
+          <w:ilvl w:val="0"/>
+          <w:numId w:val="9"/>
+        </w:numPr>
+      </w:pPr>
+      <w:r>
+        <w:t>ESP-32 Firmware</w:t>
+      </w:r>
+    </w:p>
+    <w:p>
+      <w:pPr>
+        <w:pStyle w:val="ListParagraph"/>
+        <w:numPr>
+          <w:ilvl w:val="0"/>
+          <w:numId w:val="9"/>
+        </w:numPr>
+      </w:pPr>
+      <w:r>
+        <w:t>All of Android</w:t>
+      </w:r>
+    </w:p>
+    <w:p>
+      <w:pPr>
+        <w:pStyle w:val="ListParagraph"/>
+        <w:numPr>
+          <w:ilvl w:val="0"/>
+          <w:numId w:val="9"/>
+        </w:numPr>
+      </w:pPr>
+      <w:r>
+        <w:t>Database</w:t>
+      </w:r>
     </w:p>
     <w:p>
       <w:pPr>
@@ -1432,6 +1470,7 @@
           <w:sz w:val="28"/>
           <w:szCs w:val="28"/>
         </w:rPr>
+        <w:lastRenderedPageBreak/>
         <w:t>Conclusion - 800 words:</w:t>
       </w:r>
     </w:p>
@@ -1460,7 +1499,6 @@
           <w:sz w:val="28"/>
           <w:szCs w:val="28"/>
         </w:rPr>
-        <w:lastRenderedPageBreak/>
         <w:t>References</w:t>
       </w:r>
     </w:p>
@@ -3396,6 +3434,7 @@
   <w:style w:type="character" w:default="1" w:styleId="DefaultParagraphFont">
     <w:name w:val="Default Paragraph Font"/>
     <w:uiPriority w:val="1"/>
+    <w:semiHidden/>
     <w:unhideWhenUsed/>
   </w:style>
   <w:style w:type="table" w:default="1" w:styleId="TableNormal">
